--- a/public/labs/pmzi/pz-23/ЛР8_ПМЗІ_Реалізація_ЕЦП_на_основі_RSA.docx
+++ b/public/labs/pmzi/pz-23/ЛР8_ПМЗІ_Реалізація_ЕЦП_на_основі_RSA.docx
@@ -51,7 +51,7 @@
         <w:t xml:space="preserve"> </w:t>
       </w:r>
       <w:r>
-        <w:t xml:space="preserve">ПК з встановленим C++ компілятором (MinGW, MSVC або GCC); Середовище розробки (Visual Studio, Code::Blocks, VS Code); Реалізація SHA-256 з лабораторної роботи №7.</w:t>
+        <w:t xml:space="preserve">ПК з компілятором або інтерпретатором мови програмування за вибором студента; Середовище розробки (Visual Studio, VS Code або інше); Реалізація SHA-256 з лабораторної роботи №7.</w:t>
       </w:r>
     </w:p>
     <w:p>
@@ -1098,6 +1098,7 @@
           <w:p>
             <w:pPr>
               <w:pStyle w:val="Compact"/>
+              <w:spacing w:before="0" w:after="0" w:line="240" w:lineRule="auto"/>
             </w:pPr>
             <w:r>
               <w:t xml:space="preserve">Властивість</w:t>
@@ -1109,6 +1110,7 @@
           <w:p>
             <w:pPr>
               <w:pStyle w:val="Compact"/>
+              <w:spacing w:before="0" w:after="0" w:line="240" w:lineRule="auto"/>
             </w:pPr>
             <w:r>
               <w:t xml:space="preserve">Опис</w:t>
@@ -1120,6 +1122,7 @@
           <w:p>
             <w:pPr>
               <w:pStyle w:val="Compact"/>
+              <w:spacing w:before="0" w:after="0" w:line="240" w:lineRule="auto"/>
             </w:pPr>
             <w:r>
               <w:t xml:space="preserve">Як досягається</w:t>
@@ -1133,6 +1136,7 @@
           <w:p>
             <w:pPr>
               <w:pStyle w:val="Compact"/>
+              <w:spacing w:before="0" w:after="0" w:line="240" w:lineRule="auto"/>
             </w:pPr>
             <w:r>
               <w:rPr>
@@ -1148,6 +1152,7 @@
           <w:p>
             <w:pPr>
               <w:pStyle w:val="Compact"/>
+              <w:spacing w:before="0" w:after="0" w:line="240" w:lineRule="auto"/>
             </w:pPr>
             <w:r>
               <w:t xml:space="preserve">Підпис може створити тільки власник закритого ключа</w:t>
@@ -1159,6 +1164,7 @@
           <w:p>
             <w:pPr>
               <w:pStyle w:val="Compact"/>
+              <w:spacing w:before="0" w:after="0" w:line="240" w:lineRule="auto"/>
             </w:pPr>
             <w:r>
               <w:t xml:space="preserve">Операція S = H(M)^d mod n</w:t>
@@ -1172,6 +1178,7 @@
           <w:p>
             <w:pPr>
               <w:pStyle w:val="Compact"/>
+              <w:spacing w:before="0" w:after="0" w:line="240" w:lineRule="auto"/>
             </w:pPr>
             <w:r>
               <w:rPr>
@@ -1187,6 +1194,7 @@
           <w:p>
             <w:pPr>
               <w:pStyle w:val="Compact"/>
+              <w:spacing w:before="0" w:after="0" w:line="240" w:lineRule="auto"/>
             </w:pPr>
             <w:r>
               <w:t xml:space="preserve">Будь-яка зміна документа змінює хеш</w:t>
@@ -1198,6 +1206,7 @@
           <w:p>
             <w:pPr>
               <w:pStyle w:val="Compact"/>
+              <w:spacing w:before="0" w:after="0" w:line="240" w:lineRule="auto"/>
             </w:pPr>
             <w:r>
               <w:t xml:space="preserve">Лавинний ефект хеш-функції</w:t>
@@ -1211,6 +1220,7 @@
           <w:p>
             <w:pPr>
               <w:pStyle w:val="Compact"/>
+              <w:spacing w:before="0" w:after="0" w:line="240" w:lineRule="auto"/>
             </w:pPr>
             <w:r>
               <w:rPr>
@@ -1226,6 +1236,7 @@
           <w:p>
             <w:pPr>
               <w:pStyle w:val="Compact"/>
+              <w:spacing w:before="0" w:after="0" w:line="240" w:lineRule="auto"/>
             </w:pPr>
             <w:r>
               <w:t xml:space="preserve">Автор не може відмовитися від підпису</w:t>
@@ -1237,6 +1248,7 @@
           <w:p>
             <w:pPr>
               <w:pStyle w:val="Compact"/>
+              <w:spacing w:before="0" w:after="0" w:line="240" w:lineRule="auto"/>
             </w:pPr>
             <w:r>
               <w:t xml:space="preserve">Закритий ключ відомий тільки автору</w:t>
@@ -3719,6 +3731,7 @@
           <w:p>
             <w:pPr>
               <w:pStyle w:val="Compact"/>
+              <w:spacing w:before="0" w:after="0" w:line="240" w:lineRule="auto"/>
             </w:pPr>
             <w:r>
               <w:t xml:space="preserve">№</w:t>
@@ -3730,6 +3743,7 @@
           <w:p>
             <w:pPr>
               <w:pStyle w:val="Compact"/>
+              <w:spacing w:before="0" w:after="0" w:line="240" w:lineRule="auto"/>
             </w:pPr>
             <w:r>
               <w:t xml:space="preserve">Прості числа (p, q)</w:t>
@@ -3741,6 +3755,7 @@
           <w:p>
             <w:pPr>
               <w:pStyle w:val="Compact"/>
+              <w:spacing w:before="0" w:after="0" w:line="240" w:lineRule="auto"/>
             </w:pPr>
             <w:r>
               <w:t xml:space="preserve">Додаткове завдання</w:t>
@@ -3754,6 +3769,7 @@
           <w:p>
             <w:pPr>
               <w:pStyle w:val="Compact"/>
+              <w:spacing w:before="0" w:after="0" w:line="240" w:lineRule="auto"/>
             </w:pPr>
             <w:r>
               <w:t xml:space="preserve">1</w:t>
@@ -3765,6 +3781,7 @@
           <w:p>
             <w:pPr>
               <w:pStyle w:val="Compact"/>
+              <w:spacing w:before="0" w:after="0" w:line="240" w:lineRule="auto"/>
             </w:pPr>
             <w:r>
               <w:t xml:space="preserve">p=61, q=53</w:t>
@@ -3776,6 +3793,7 @@
           <w:p>
             <w:pPr>
               <w:pStyle w:val="Compact"/>
+              <w:spacing w:before="0" w:after="0" w:line="240" w:lineRule="auto"/>
             </w:pPr>
             <w:r>
               <w:t xml:space="preserve">Підписати два документи одним ключем. Чи можна їх об’єднати?</w:t>
@@ -3789,6 +3807,7 @@
           <w:p>
             <w:pPr>
               <w:pStyle w:val="Compact"/>
+              <w:spacing w:before="0" w:after="0" w:line="240" w:lineRule="auto"/>
             </w:pPr>
             <w:r>
               <w:t xml:space="preserve">2</w:t>
@@ -3800,6 +3819,7 @@
           <w:p>
             <w:pPr>
               <w:pStyle w:val="Compact"/>
+              <w:spacing w:before="0" w:after="0" w:line="240" w:lineRule="auto"/>
             </w:pPr>
             <w:r>
               <w:t xml:space="preserve">p=67, q=71</w:t>
@@ -3811,6 +3831,7 @@
           <w:p>
             <w:pPr>
               <w:pStyle w:val="Compact"/>
+              <w:spacing w:before="0" w:after="0" w:line="240" w:lineRule="auto"/>
             </w:pPr>
             <w:r>
               <w:t xml:space="preserve">Продемонструвати, що S^e mod n дійсно відновлює хеш. Показати проміжні обчислення.</w:t>
@@ -3824,6 +3845,7 @@
           <w:p>
             <w:pPr>
               <w:pStyle w:val="Compact"/>
+              <w:spacing w:before="0" w:after="0" w:line="240" w:lineRule="auto"/>
             </w:pPr>
             <w:r>
               <w:t xml:space="preserve">3</w:t>
@@ -3835,6 +3857,7 @@
           <w:p>
             <w:pPr>
               <w:pStyle w:val="Compact"/>
+              <w:spacing w:before="0" w:after="0" w:line="240" w:lineRule="auto"/>
             </w:pPr>
             <w:r>
               <w:t xml:space="preserve">p=73, q=79</w:t>
@@ -3846,6 +3869,7 @@
           <w:p>
             <w:pPr>
               <w:pStyle w:val="Compact"/>
+              <w:spacing w:before="0" w:after="0" w:line="240" w:lineRule="auto"/>
             </w:pPr>
             <w:r>
               <w:t xml:space="preserve">Порівняти час формування та перевірки підпису. Що швидше і чому?</w:t>
@@ -3859,6 +3883,7 @@
           <w:p>
             <w:pPr>
               <w:pStyle w:val="Compact"/>
+              <w:spacing w:before="0" w:after="0" w:line="240" w:lineRule="auto"/>
             </w:pPr>
             <w:r>
               <w:t xml:space="preserve">4</w:t>
@@ -3870,6 +3895,7 @@
           <w:p>
             <w:pPr>
               <w:pStyle w:val="Compact"/>
+              <w:spacing w:before="0" w:after="0" w:line="240" w:lineRule="auto"/>
             </w:pPr>
             <w:r>
               <w:t xml:space="preserve">p=83, q=89</w:t>
@@ -3881,6 +3907,7 @@
           <w:p>
             <w:pPr>
               <w:pStyle w:val="Compact"/>
+              <w:spacing w:before="0" w:after="0" w:line="240" w:lineRule="auto"/>
             </w:pPr>
             <w:r>
               <w:t xml:space="preserve">Підписати файл (прочитати його вміст як рядок). Показати, що зміна одного байта інвалідує підпис.</w:t>
@@ -3894,6 +3921,7 @@
           <w:p>
             <w:pPr>
               <w:pStyle w:val="Compact"/>
+              <w:spacing w:before="0" w:after="0" w:line="240" w:lineRule="auto"/>
             </w:pPr>
             <w:r>
               <w:t xml:space="preserve">5</w:t>
@@ -3905,6 +3933,7 @@
           <w:p>
             <w:pPr>
               <w:pStyle w:val="Compact"/>
+              <w:spacing w:before="0" w:after="0" w:line="240" w:lineRule="auto"/>
             </w:pPr>
             <w:r>
               <w:t xml:space="preserve">p=97, q=101</w:t>
@@ -3916,6 +3945,7 @@
           <w:p>
             <w:pPr>
               <w:pStyle w:val="Compact"/>
+              <w:spacing w:before="0" w:after="0" w:line="240" w:lineRule="auto"/>
             </w:pPr>
             <w:r>
               <w:t xml:space="preserve">Реалізувати пакетну верифікацію кількох підписів. Скільки операцій потребується?</w:t>
@@ -3929,6 +3959,7 @@
           <w:p>
             <w:pPr>
               <w:pStyle w:val="Compact"/>
+              <w:spacing w:before="0" w:after="0" w:line="240" w:lineRule="auto"/>
             </w:pPr>
             <w:r>
               <w:t xml:space="preserve">6</w:t>
@@ -3940,6 +3971,7 @@
           <w:p>
             <w:pPr>
               <w:pStyle w:val="Compact"/>
+              <w:spacing w:before="0" w:after="0" w:line="240" w:lineRule="auto"/>
             </w:pPr>
             <w:r>
               <w:t xml:space="preserve">p=103, q=107</w:t>
@@ -3951,6 +3983,7 @@
           <w:p>
             <w:pPr>
               <w:pStyle w:val="Compact"/>
+              <w:spacing w:before="0" w:after="0" w:line="240" w:lineRule="auto"/>
             </w:pPr>
             <w:r>
               <w:t xml:space="preserve">Показати, що підпис одного документа не підходить для іншого, навіть якщо вони схожі.</w:t>
@@ -3964,6 +3997,7 @@
           <w:p>
             <w:pPr>
               <w:pStyle w:val="Compact"/>
+              <w:spacing w:before="0" w:after="0" w:line="240" w:lineRule="auto"/>
             </w:pPr>
             <w:r>
               <w:t xml:space="preserve">7</w:t>
@@ -3975,6 +4009,7 @@
           <w:p>
             <w:pPr>
               <w:pStyle w:val="Compact"/>
+              <w:spacing w:before="0" w:after="0" w:line="240" w:lineRule="auto"/>
             </w:pPr>
             <w:r>
               <w:t xml:space="preserve">p=109, q=113</w:t>
@@ -3986,6 +4021,7 @@
           <w:p>
             <w:pPr>
               <w:pStyle w:val="Compact"/>
+              <w:spacing w:before="0" w:after="0" w:line="240" w:lineRule="auto"/>
             </w:pPr>
             <w:r>
               <w:t xml:space="preserve">Реалізувати підпис з timestamp (час створення). Як це впливає на верифікацію?</w:t>
@@ -3999,6 +4035,7 @@
           <w:p>
             <w:pPr>
               <w:pStyle w:val="Compact"/>
+              <w:spacing w:before="0" w:after="0" w:line="240" w:lineRule="auto"/>
             </w:pPr>
             <w:r>
               <w:t xml:space="preserve">8</w:t>
@@ -4010,6 +4047,7 @@
           <w:p>
             <w:pPr>
               <w:pStyle w:val="Compact"/>
+              <w:spacing w:before="0" w:after="0" w:line="240" w:lineRule="auto"/>
             </w:pPr>
             <w:r>
               <w:t xml:space="preserve">p=127, q=131</w:t>
@@ -4021,6 +4059,7 @@
           <w:p>
             <w:pPr>
               <w:pStyle w:val="Compact"/>
+              <w:spacing w:before="0" w:after="0" w:line="240" w:lineRule="auto"/>
             </w:pPr>
             <w:r>
               <w:t xml:space="preserve">Продемонструвати атаку на підпис без хешування (мультиплікативна властивість RSA).</w:t>
@@ -4034,6 +4073,7 @@
           <w:p>
             <w:pPr>
               <w:pStyle w:val="Compact"/>
+              <w:spacing w:before="0" w:after="0" w:line="240" w:lineRule="auto"/>
             </w:pPr>
             <w:r>
               <w:t xml:space="preserve">9</w:t>
@@ -4045,6 +4085,7 @@
           <w:p>
             <w:pPr>
               <w:pStyle w:val="Compact"/>
+              <w:spacing w:before="0" w:after="0" w:line="240" w:lineRule="auto"/>
             </w:pPr>
             <w:r>
               <w:t xml:space="preserve">p=137, q=139</w:t>
@@ -4056,6 +4097,7 @@
           <w:p>
             <w:pPr>
               <w:pStyle w:val="Compact"/>
+              <w:spacing w:before="0" w:after="0" w:line="240" w:lineRule="auto"/>
             </w:pPr>
             <w:r>
               <w:t xml:space="preserve">Порівняти розміри підпису для різних повідомлень. Чому розмір завжди однаковий?</w:t>
@@ -4069,6 +4111,7 @@
           <w:p>
             <w:pPr>
               <w:pStyle w:val="Compact"/>
+              <w:spacing w:before="0" w:after="0" w:line="240" w:lineRule="auto"/>
             </w:pPr>
             <w:r>
               <w:t xml:space="preserve">10</w:t>
@@ -4080,6 +4123,7 @@
           <w:p>
             <w:pPr>
               <w:pStyle w:val="Compact"/>
+              <w:spacing w:before="0" w:after="0" w:line="240" w:lineRule="auto"/>
             </w:pPr>
             <w:r>
               <w:t xml:space="preserve">p=149, q=151</w:t>
@@ -4091,6 +4135,7 @@
           <w:p>
             <w:pPr>
               <w:pStyle w:val="Compact"/>
+              <w:spacing w:before="0" w:after="0" w:line="240" w:lineRule="auto"/>
             </w:pPr>
             <w:r>
               <w:t xml:space="preserve">Реалізувати підпис з ідентифікатором автора (включити ID у хеш).</w:t>
@@ -4104,6 +4149,7 @@
           <w:p>
             <w:pPr>
               <w:pStyle w:val="Compact"/>
+              <w:spacing w:before="0" w:after="0" w:line="240" w:lineRule="auto"/>
             </w:pPr>
             <w:r>
               <w:t xml:space="preserve">11</w:t>
@@ -4115,6 +4161,7 @@
           <w:p>
             <w:pPr>
               <w:pStyle w:val="Compact"/>
+              <w:spacing w:before="0" w:after="0" w:line="240" w:lineRule="auto"/>
             </w:pPr>
             <w:r>
               <w:t xml:space="preserve">p=157, q=163</w:t>
@@ -4126,6 +4173,7 @@
           <w:p>
             <w:pPr>
               <w:pStyle w:val="Compact"/>
+              <w:spacing w:before="0" w:after="0" w:line="240" w:lineRule="auto"/>
             </w:pPr>
             <w:r>
               <w:t xml:space="preserve">Підписати JSON-документ. Показати, що зміна порядку полів ламає підпис, хоча зміст той самий, і реалізувати канонізацію (сортування ключів) перед хешуванням.</w:t>
@@ -4139,6 +4187,7 @@
           <w:p>
             <w:pPr>
               <w:pStyle w:val="Compact"/>
+              <w:spacing w:before="0" w:after="0" w:line="240" w:lineRule="auto"/>
             </w:pPr>
             <w:r>
               <w:t xml:space="preserve">12</w:t>
@@ -4150,6 +4199,7 @@
           <w:p>
             <w:pPr>
               <w:pStyle w:val="Compact"/>
+              <w:spacing w:before="0" w:after="0" w:line="240" w:lineRule="auto"/>
             </w:pPr>
             <w:r>
               <w:t xml:space="preserve">p=167, q=173</w:t>
@@ -4161,6 +4211,7 @@
           <w:p>
             <w:pPr>
               <w:pStyle w:val="Compact"/>
+              <w:spacing w:before="0" w:after="0" w:line="240" w:lineRule="auto"/>
             </w:pPr>
             <w:r>
               <w:t xml:space="preserve">Реалізувати ланцюжок підписів: підписати підпис попереднього документа.</w:t>
@@ -4174,6 +4225,7 @@
           <w:p>
             <w:pPr>
               <w:pStyle w:val="Compact"/>
+              <w:spacing w:before="0" w:after="0" w:line="240" w:lineRule="auto"/>
             </w:pPr>
             <w:r>
               <w:t xml:space="preserve">13</w:t>
@@ -4185,6 +4237,7 @@
           <w:p>
             <w:pPr>
               <w:pStyle w:val="Compact"/>
+              <w:spacing w:before="0" w:after="0" w:line="240" w:lineRule="auto"/>
             </w:pPr>
             <w:r>
               <w:t xml:space="preserve">p=179, q=181</w:t>
@@ -4196,6 +4249,7 @@
           <w:p>
             <w:pPr>
               <w:pStyle w:val="Compact"/>
+              <w:spacing w:before="0" w:after="0" w:line="240" w:lineRule="auto"/>
             </w:pPr>
             <w:r>
               <w:t xml:space="preserve">Продемонструвати неспростовність: автор не може відмовитися від підпису.</w:t>
@@ -4209,6 +4263,7 @@
           <w:p>
             <w:pPr>
               <w:pStyle w:val="Compact"/>
+              <w:spacing w:before="0" w:after="0" w:line="240" w:lineRule="auto"/>
             </w:pPr>
             <w:r>
               <w:t xml:space="preserve">14</w:t>
@@ -4220,6 +4275,7 @@
           <w:p>
             <w:pPr>
               <w:pStyle w:val="Compact"/>
+              <w:spacing w:before="0" w:after="0" w:line="240" w:lineRule="auto"/>
             </w:pPr>
             <w:r>
               <w:t xml:space="preserve">p=191, q=193</w:t>
@@ -4231,6 +4287,7 @@
           <w:p>
             <w:pPr>
               <w:pStyle w:val="Compact"/>
+              <w:spacing w:before="0" w:after="0" w:line="240" w:lineRule="auto"/>
             </w:pPr>
             <w:r>
               <w:t xml:space="preserve">Порівняти два алгоритми хешування (MD5 vs SHA-256) для підпису.</w:t>
@@ -4244,6 +4301,7 @@
           <w:p>
             <w:pPr>
               <w:pStyle w:val="Compact"/>
+              <w:spacing w:before="0" w:after="0" w:line="240" w:lineRule="auto"/>
             </w:pPr>
             <w:r>
               <w:t xml:space="preserve">15</w:t>
@@ -4255,6 +4313,7 @@
           <w:p>
             <w:pPr>
               <w:pStyle w:val="Compact"/>
+              <w:spacing w:before="0" w:after="0" w:line="240" w:lineRule="auto"/>
             </w:pPr>
             <w:r>
               <w:t xml:space="preserve">p=197, q=199</w:t>
@@ -4266,6 +4325,7 @@
           <w:p>
             <w:pPr>
               <w:pStyle w:val="Compact"/>
+              <w:spacing w:before="0" w:after="0" w:line="240" w:lineRule="auto"/>
             </w:pPr>
             <w:r>
               <w:t xml:space="preserve">Реалізувати сліпий підпис (blind signature) — спрощена версія.</w:t>
@@ -4279,6 +4339,7 @@
           <w:p>
             <w:pPr>
               <w:pStyle w:val="Compact"/>
+              <w:spacing w:before="0" w:after="0" w:line="240" w:lineRule="auto"/>
             </w:pPr>
             <w:r>
               <w:t xml:space="preserve">16</w:t>
@@ -4290,6 +4351,7 @@
           <w:p>
             <w:pPr>
               <w:pStyle w:val="Compact"/>
+              <w:spacing w:before="0" w:after="0" w:line="240" w:lineRule="auto"/>
             </w:pPr>
             <w:r>
               <w:t xml:space="preserve">p=211, q=223</w:t>
@@ -4301,6 +4363,7 @@
           <w:p>
             <w:pPr>
               <w:pStyle w:val="Compact"/>
+              <w:spacing w:before="0" w:after="0" w:line="240" w:lineRule="auto"/>
             </w:pPr>
             <w:r>
               <w:t xml:space="preserve">Підписати транзакцію (відправник, отримувач, сума). Показати захист від підміни суми.</w:t>
@@ -4314,6 +4377,7 @@
           <w:p>
             <w:pPr>
               <w:pStyle w:val="Compact"/>
+              <w:spacing w:before="0" w:after="0" w:line="240" w:lineRule="auto"/>
             </w:pPr>
             <w:r>
               <w:t xml:space="preserve">17</w:t>
@@ -4325,6 +4389,7 @@
           <w:p>
             <w:pPr>
               <w:pStyle w:val="Compact"/>
+              <w:spacing w:before="0" w:after="0" w:line="240" w:lineRule="auto"/>
             </w:pPr>
             <w:r>
               <w:t xml:space="preserve">p=227, q=229</w:t>
@@ -4336,6 +4401,7 @@
           <w:p>
             <w:pPr>
               <w:pStyle w:val="Compact"/>
+              <w:spacing w:before="0" w:after="0" w:line="240" w:lineRule="auto"/>
             </w:pPr>
             <w:r>
               <w:t xml:space="preserve">Реалізувати мультипідпис: два підписувачі підписують один документ.</w:t>
@@ -4349,6 +4415,7 @@
           <w:p>
             <w:pPr>
               <w:pStyle w:val="Compact"/>
+              <w:spacing w:before="0" w:after="0" w:line="240" w:lineRule="auto"/>
             </w:pPr>
             <w:r>
               <w:t xml:space="preserve">18</w:t>
@@ -4360,6 +4427,7 @@
           <w:p>
             <w:pPr>
               <w:pStyle w:val="Compact"/>
+              <w:spacing w:before="0" w:after="0" w:line="240" w:lineRule="auto"/>
             </w:pPr>
             <w:r>
               <w:t xml:space="preserve">p=233, q=239</w:t>
@@ -4371,6 +4439,7 @@
           <w:p>
             <w:pPr>
               <w:pStyle w:val="Compact"/>
+              <w:spacing w:before="0" w:after="0" w:line="240" w:lineRule="auto"/>
             </w:pPr>
             <w:r>
               <w:t xml:space="preserve">Порівняти RSA-підпис з ECDSA (описати теоретично, реалізувати RSA).</w:t>
@@ -4384,6 +4453,7 @@
           <w:p>
             <w:pPr>
               <w:pStyle w:val="Compact"/>
+              <w:spacing w:before="0" w:after="0" w:line="240" w:lineRule="auto"/>
             </w:pPr>
             <w:r>
               <w:t xml:space="preserve">19</w:t>
@@ -4395,6 +4465,7 @@
           <w:p>
             <w:pPr>
               <w:pStyle w:val="Compact"/>
+              <w:spacing w:before="0" w:after="0" w:line="240" w:lineRule="auto"/>
             </w:pPr>
             <w:r>
               <w:t xml:space="preserve">p=241, q=251</w:t>
@@ -4406,6 +4477,7 @@
           <w:p>
             <w:pPr>
               <w:pStyle w:val="Compact"/>
+              <w:spacing w:before="0" w:after="0" w:line="240" w:lineRule="auto"/>
             </w:pPr>
             <w:r>
               <w:t xml:space="preserve">Реалізувати підпис із сертифікатом (включити публічний ключ у підписаний блок).</w:t>
@@ -4419,6 +4491,7 @@
           <w:p>
             <w:pPr>
               <w:pStyle w:val="Compact"/>
+              <w:spacing w:before="0" w:after="0" w:line="240" w:lineRule="auto"/>
             </w:pPr>
             <w:r>
               <w:t xml:space="preserve">20</w:t>
@@ -4430,6 +4503,7 @@
           <w:p>
             <w:pPr>
               <w:pStyle w:val="Compact"/>
+              <w:spacing w:before="0" w:after="0" w:line="240" w:lineRule="auto"/>
             </w:pPr>
             <w:r>
               <w:t xml:space="preserve">p=257, q=263</w:t>
@@ -4441,6 +4515,7 @@
           <w:p>
             <w:pPr>
               <w:pStyle w:val="Compact"/>
+              <w:spacing w:before="0" w:after="0" w:line="240" w:lineRule="auto"/>
             </w:pPr>
             <w:r>
               <w:t xml:space="preserve">Продемонструвати важливість випадковості: що буде, якщо використати однакові p і q?</w:t>
@@ -4798,7 +4873,7 @@
     <w:multiLevelType w:val="multilevel"/>
     <w:lvl w:ilvl="0">
       <w:numFmt w:val="bullet"/>
-      <w:lvlText w:val="–"/>
+      <w:lvlText w:val=" "/>
       <w:lvlJc w:val="left"/>
       <w:pPr>
         <w:ind w:left="1134" w:hanging="425"/>
@@ -4806,7 +4881,7 @@
     </w:lvl>
     <w:lvl w:ilvl="1">
       <w:numFmt w:val="bullet"/>
-      <w:lvlText w:val="–"/>
+      <w:lvlText w:val=" "/>
       <w:lvlJc w:val="left"/>
       <w:pPr>
         <w:ind w:left="1701" w:hanging="425"/>
@@ -4814,7 +4889,7 @@
     </w:lvl>
     <w:lvl w:ilvl="2">
       <w:numFmt w:val="bullet"/>
-      <w:lvlText w:val="–"/>
+      <w:lvlText w:val=" "/>
       <w:lvlJc w:val="left"/>
       <w:pPr>
         <w:ind w:left="2268" w:hanging="425"/>
@@ -4822,7 +4897,7 @@
     </w:lvl>
     <w:lvl w:ilvl="3">
       <w:numFmt w:val="bullet"/>
-      <w:lvlText w:val="–"/>
+      <w:lvlText w:val=" "/>
       <w:lvlJc w:val="left"/>
       <w:pPr>
         <w:ind w:left="2835" w:hanging="425"/>
@@ -4830,7 +4905,7 @@
     </w:lvl>
     <w:lvl w:ilvl="4">
       <w:numFmt w:val="bullet"/>
-      <w:lvlText w:val="–"/>
+      <w:lvlText w:val=" "/>
       <w:lvlJc w:val="left"/>
       <w:pPr>
         <w:ind w:left="3402" w:hanging="425"/>
@@ -4838,7 +4913,7 @@
     </w:lvl>
     <w:lvl w:ilvl="5">
       <w:numFmt w:val="bullet"/>
-      <w:lvlText w:val="–"/>
+      <w:lvlText w:val=" "/>
       <w:lvlJc w:val="left"/>
       <w:pPr>
         <w:ind w:left="3969" w:hanging="425"/>
@@ -4846,7 +4921,7 @@
     </w:lvl>
     <w:lvl w:ilvl="6">
       <w:numFmt w:val="bullet"/>
-      <w:lvlText w:val="–"/>
+      <w:lvlText w:val=" "/>
       <w:lvlJc w:val="left"/>
       <w:pPr>
         <w:ind w:left="4536" w:hanging="425"/>
@@ -4854,7 +4929,7 @@
     </w:lvl>
     <w:lvl w:ilvl="7">
       <w:numFmt w:val="bullet"/>
-      <w:lvlText w:val="–"/>
+      <w:lvlText w:val=" "/>
       <w:lvlJc w:val="left"/>
       <w:pPr>
         <w:ind w:left="5103" w:hanging="425"/>
@@ -4862,7 +4937,7 @@
     </w:lvl>
     <w:lvl w:ilvl="8">
       <w:numFmt w:val="bullet"/>
-      <w:lvlText w:val="–"/>
+      <w:lvlText w:val=" "/>
       <w:lvlJc w:val="left"/>
       <w:pPr>
         <w:ind w:left="5670" w:hanging="425"/>
@@ -5937,6 +6012,31 @@
       </w:tblCellMar>
     </w:tblPr>
   </w:style>
+  <w:style w:customStyle="1" w:styleId="Conclusion" w:type="paragraph">
+    <w:name w:val="Conclusion"/>
+    <w:basedOn w:val="BodyText"/>
+    <w:next w:val="BodyText"/>
+    <w:qFormat/>
+    <w:pPr>
+      <w:keepNext/>
+      <w:spacing w:after="0" w:before="240" w:line="312" w:lineRule="auto"/>
+    </w:pPr>
+  </w:style>
+  <w:style w:styleId="Header" w:type="paragraph">
+    <w:name w:val="header"/>
+    <w:basedOn w:val="Normal"/>
+    <w:qFormat/>
+    <w:pPr>
+      <w:spacing w:after="0" w:before="0" w:line="240" w:lineRule="auto"/>
+      <w:ind w:firstLine="0"/>
+      <w:jc w:val="right"/>
+    </w:pPr>
+    <w:rPr>
+      <w:rFonts w:ascii="Times New Roman" w:cs="Times New Roman" w:eastAsia="Times New Roman" w:hAnsi="Times New Roman"/>
+      <w:sz w:val="28"/>
+      <w:szCs w:val="28"/>
+    </w:rPr>
+  </w:style>
   <w:style w:type="paragraph" w:customStyle="1" w:styleId="TableCaption">
     <w:name w:val="TableCaption"/>
     <w:basedOn w:val="BodyText"/>
